--- a/Files/03 - Vayikra/08 - Kedoshim/5784/Kedoshim 5784.docx
+++ b/Files/03 - Vayikra/08 - Kedoshim/5784/Kedoshim 5784.docx
@@ -595,7 +595,7 @@
         <w:rPr>
           <w:rFonts w:ascii="Times New Roman" w:hAnsi="Times New Roman" w:cs="Times New Roman"/>
         </w:rPr>
-        <w:t xml:space="preserve"> and</w:t>
+        <w:t xml:space="preserve"> and </w:t>
       </w:r>
       <w:r>
         <w:rPr>
@@ -629,7 +629,7 @@
           <w:rFonts w:ascii="Times New Roman" w:hAnsi="Times New Roman" w:cs="Times New Roman" w:hint="cs"/>
           <w:rtl/>
         </w:rPr>
-        <w:t>מוסר</w:t>
+        <w:t xml:space="preserve">מוסר </w:t>
       </w:r>
       <w:r>
         <w:rPr>
